--- a/fuentes/12230000_CF02_DI.docx
+++ b/fuentes/12230000_CF02_DI.docx
@@ -2227,7 +2227,28 @@
                                 <w:b/>
                                 <w:color w:val="FFFFFF"/>
                               </w:rPr>
-                              <w:t>_Guion_Video_Introduccion</w:t>
+                              <w:t>_Guion_</w:t>
+                            </w:r>
+                            <w:r>
+                              <w:rPr>
+                                <w:b/>
+                                <w:color w:val="FFFFFF"/>
+                              </w:rPr>
+                              <w:t>LIT_</w:t>
+                            </w:r>
+                            <w:r>
+                              <w:rPr>
+                                <w:b/>
+                                <w:color w:val="FFFFFF"/>
+                              </w:rPr>
+                              <w:t>Video_</w:t>
+                            </w:r>
+                            <w:r>
+                              <w:rPr>
+                                <w:b/>
+                                <w:color w:val="FFFFFF"/>
+                              </w:rPr>
+                              <w:t>01</w:t>
                             </w:r>
                           </w:p>
                         </w:txbxContent>
@@ -2274,7 +2295,28 @@
                           <w:b/>
                           <w:color w:val="FFFFFF"/>
                         </w:rPr>
-                        <w:t>_Guion_Video_Introduccion</w:t>
+                        <w:t>_Guion_</w:t>
+                      </w:r>
+                      <w:r>
+                        <w:rPr>
+                          <w:b/>
+                          <w:color w:val="FFFFFF"/>
+                        </w:rPr>
+                        <w:t>LIT_</w:t>
+                      </w:r>
+                      <w:r>
+                        <w:rPr>
+                          <w:b/>
+                          <w:color w:val="FFFFFF"/>
+                        </w:rPr>
+                        <w:t>Video_</w:t>
+                      </w:r>
+                      <w:r>
+                        <w:rPr>
+                          <w:b/>
+                          <w:color w:val="FFFFFF"/>
+                        </w:rPr>
+                        <w:t>01</w:t>
                       </w:r>
                     </w:p>
                   </w:txbxContent>
@@ -18473,6 +18515,13 @@
                               </w:rPr>
                               <w:t>Podcast</w:t>
                             </w:r>
+                            <w:r>
+                              <w:rPr>
+                                <w:b/>
+                                <w:color w:val="FFFFFF"/>
+                              </w:rPr>
+                              <w:t>_01</w:t>
+                            </w:r>
                           </w:p>
                         </w:txbxContent>
                       </wps:txbx>
@@ -18540,6 +18589,13 @@
                           <w:color w:val="FFFFFF"/>
                         </w:rPr>
                         <w:t>Podcast</w:t>
+                      </w:r>
+                      <w:r>
+                        <w:rPr>
+                          <w:b/>
+                          <w:color w:val="FFFFFF"/>
+                        </w:rPr>
+                        <w:t>_01</w:t>
                       </w:r>
                     </w:p>
                   </w:txbxContent>
@@ -45239,6 +45295,12 @@
 </file>
 
 <file path=customXml/item1.xml><?xml version="1.0" encoding="utf-8"?>
+<go:gDocsCustomXmlDataStorage xmlns:go="http://customooxmlschemas.google.com/" xmlns:r="http://schemas.openxmlformats.org/officeDocument/2006/relationships">
+  <go:docsCustomData xmlns:go="http://customooxmlschemas.google.com/" roundtripDataSignature="AMtx7mh3w1sXrKwdjzYCxjbwPkf7wsIk5w==">AMUW2mWhRc/xLonLdtoI8dz4BVu2GREgE7++Eme5Ko+W5/2G+QfXPKxV7NwLPPaJ77IM2LrlHDguxVZnDKcg4iQIvJIe+zJ9DBWjUaWFI+z0k4HbdiCFsJo=</go:docsCustomData>
+</go:gDocsCustomXmlDataStorage>
+</file>
+
+<file path=customXml/item2.xml><?xml version="1.0" encoding="utf-8"?>
 <ct:contentTypeSchema xmlns:ct="http://schemas.microsoft.com/office/2006/metadata/contentType" xmlns:ma="http://schemas.microsoft.com/office/2006/metadata/properties/metaAttributes" ct:_="" ma:_="" ma:contentTypeName="Documento" ma:contentTypeID="0x0101006A81D6BD42E8DF4C91013959704817E1" ma:contentTypeVersion="15" ma:contentTypeDescription="Crear nuevo documento." ma:contentTypeScope="" ma:versionID="bf4f72ffd194f0963ff564daca6869f7">
   <xsd:schema xmlns:xsd="http://www.w3.org/2001/XMLSchema" xmlns:xs="http://www.w3.org/2001/XMLSchema" xmlns:p="http://schemas.microsoft.com/office/2006/metadata/properties" xmlns:ns2="13c90a0b-73bc-4dc0-be5f-28d77b615beb" xmlns:ns3="13c93bba-48ce-428c-bfe5-88b42c19b028" targetNamespace="http://schemas.microsoft.com/office/2006/metadata/properties" ma:root="true" ma:fieldsID="8718d6f4873a5b1392a45044efa78385" ns2:_="" ns3:_="">
     <xsd:import namespace="13c90a0b-73bc-4dc0-be5f-28d77b615beb"/>
@@ -45473,19 +45535,13 @@
 </ct:contentTypeSchema>
 </file>
 
-<file path=customXml/item2.xml><?xml version="1.0" encoding="utf-8"?>
-<go:gDocsCustomXmlDataStorage xmlns:go="http://customooxmlschemas.google.com/" xmlns:r="http://schemas.openxmlformats.org/officeDocument/2006/relationships">
-  <go:docsCustomData xmlns:go="http://customooxmlschemas.google.com/" roundtripDataSignature="AMtx7mh3w1sXrKwdjzYCxjbwPkf7wsIk5w==">AMUW2mWhRc/xLonLdtoI8dz4BVu2GREgE7++Eme5Ko+W5/2G+QfXPKxV7NwLPPaJ77IM2LrlHDguxVZnDKcg4iQIvJIe+zJ9DBWjUaWFI+z0k4HbdiCFsJo=</go:docsCustomData>
-</go:gDocsCustomXmlDataStorage>
-</file>
-
 <file path=customXml/item3.xml><?xml version="1.0" encoding="utf-8"?>
-<?mso-contentType ?>
-<FormTemplates xmlns="http://schemas.microsoft.com/sharepoint/v3/contenttype/forms">
-  <Display>DocumentLibraryForm</Display>
-  <Edit>DocumentLibraryForm</Edit>
-  <New>DocumentLibraryForm</New>
-</FormTemplates>
+<s:customData xmlns="http://www.wps.cn/officeDocument/2013/wpsCustomData" xmlns:s="http://www.wps.cn/officeDocument/2013/wpsCustomData">
+  <customSectProps/>
+  <customShpExts>
+    <customShpInfo spid="_x0000_s1026" textRotate="1"/>
+  </customShpExts>
+</s:customData>
 </file>
 
 <file path=customXml/item4.xml><?xml version="1.0" encoding="utf-8"?>
@@ -45500,15 +45556,24 @@
 </file>
 
 <file path=customXml/item5.xml><?xml version="1.0" encoding="utf-8"?>
-<s:customData xmlns="http://www.wps.cn/officeDocument/2013/wpsCustomData" xmlns:s="http://www.wps.cn/officeDocument/2013/wpsCustomData">
-  <customSectProps/>
-  <customShpExts>
-    <customShpInfo spid="_x0000_s1026" textRotate="1"/>
-  </customShpExts>
-</s:customData>
+<?mso-contentType ?>
+<FormTemplates xmlns="http://schemas.microsoft.com/sharepoint/v3/contenttype/forms">
+  <Display>DocumentLibraryForm</Display>
+  <Edit>DocumentLibraryForm</Edit>
+  <New>DocumentLibraryForm</New>
+</FormTemplates>
 </file>
 
 <file path=customXml/itemProps1.xml><?xml version="1.0" encoding="utf-8"?>
+<ds:datastoreItem xmlns:ds="http://schemas.openxmlformats.org/officeDocument/2006/customXml" ds:itemID="{11111111-1234-1234-1234-123412341234}">
+  <ds:schemaRefs>
+    <ds:schemaRef ds:uri="http://customooxmlschemas.google.com/"/>
+    <ds:schemaRef ds:uri="http://schemas.openxmlformats.org/officeDocument/2006/relationships"/>
+  </ds:schemaRefs>
+</ds:datastoreItem>
+</file>
+
+<file path=customXml/itemProps2.xml><?xml version="1.0" encoding="utf-8"?>
 <ds:datastoreItem xmlns:ds="http://schemas.openxmlformats.org/officeDocument/2006/customXml" ds:itemID="{5DEAC456-1939-4B8A-84C8-7FE8DC65ADC5}">
   <ds:schemaRefs>
     <ds:schemaRef ds:uri="http://schemas.microsoft.com/office/2006/metadata/contentType"/>
@@ -45527,19 +45592,10 @@
 </ds:datastoreItem>
 </file>
 
-<file path=customXml/itemProps2.xml><?xml version="1.0" encoding="utf-8"?>
-<ds:datastoreItem xmlns:ds="http://schemas.openxmlformats.org/officeDocument/2006/customXml" ds:itemID="{11111111-1234-1234-1234-123412341234}">
+<file path=customXml/itemProps3.xml><?xml version="1.0" encoding="utf-8"?>
+<ds:datastoreItem xmlns:ds="http://schemas.openxmlformats.org/officeDocument/2006/customXml" ds:itemID="{B1977F7D-205B-4081-913C-38D41E755F92}">
   <ds:schemaRefs>
-    <ds:schemaRef ds:uri="http://customooxmlschemas.google.com/"/>
-    <ds:schemaRef ds:uri="http://schemas.openxmlformats.org/officeDocument/2006/relationships"/>
-  </ds:schemaRefs>
-</ds:datastoreItem>
-</file>
-
-<file path=customXml/itemProps3.xml><?xml version="1.0" encoding="utf-8"?>
-<ds:datastoreItem xmlns:ds="http://schemas.openxmlformats.org/officeDocument/2006/customXml" ds:itemID="{83102ECF-E44F-4F73-A78F-FE313D1BFB9A}">
-  <ds:schemaRefs>
-    <ds:schemaRef ds:uri="http://schemas.microsoft.com/sharepoint/v3/contenttype/forms"/>
+    <ds:schemaRef ds:uri="http://www.wps.cn/officeDocument/2013/wpsCustomData"/>
   </ds:schemaRefs>
 </ds:datastoreItem>
 </file>
@@ -45556,9 +45612,9 @@
 </file>
 
 <file path=customXml/itemProps5.xml><?xml version="1.0" encoding="utf-8"?>
-<ds:datastoreItem xmlns:ds="http://schemas.openxmlformats.org/officeDocument/2006/customXml" ds:itemID="{B1977F7D-205B-4081-913C-38D41E755F92}">
+<ds:datastoreItem xmlns:ds="http://schemas.openxmlformats.org/officeDocument/2006/customXml" ds:itemID="{83102ECF-E44F-4F73-A78F-FE313D1BFB9A}">
   <ds:schemaRefs>
-    <ds:schemaRef ds:uri="http://www.wps.cn/officeDocument/2013/wpsCustomData"/>
+    <ds:schemaRef ds:uri="http://schemas.microsoft.com/sharepoint/v3/contenttype/forms"/>
   </ds:schemaRefs>
 </ds:datastoreItem>
 </file>
--- a/fuentes/12230000_CF02_DI.docx
+++ b/fuentes/12230000_CF02_DI.docx
@@ -203,7 +203,7 @@
                 <w:szCs w:val="20"/>
                 <w:lang w:val="es-ES_tradnl"/>
               </w:rPr>
-              <w:t xml:space="preserve">210201052. </w:t>
+              <w:t xml:space="preserve">210201042. </w:t>
             </w:r>
             <w:r>
               <w:rPr>
@@ -213,7 +213,7 @@
                 <w:szCs w:val="20"/>
                 <w:lang w:val="es-ES_tradnl"/>
               </w:rPr>
-              <w:t>Dirigir el talento humano de acuerdo con normativa.</w:t>
+              <w:t>Planear el desarrollo del talento humano según requerimientos y modelos gestión.</w:t>
             </w:r>
           </w:p>
         </w:tc>
@@ -266,7 +266,25 @@
                 <w:szCs w:val="20"/>
                 <w:lang w:val="es-ES_tradnl"/>
               </w:rPr>
-              <w:t xml:space="preserve">210201052-03. </w:t>
+              <w:t>2102010</w:t>
+            </w:r>
+            <w:r>
+              <w:rPr>
+                <w:bCs/>
+                <w:sz w:val="20"/>
+                <w:szCs w:val="20"/>
+                <w:lang w:val="es-ES_tradnl"/>
+              </w:rPr>
+              <w:t>4</w:t>
+            </w:r>
+            <w:r>
+              <w:rPr>
+                <w:bCs/>
+                <w:sz w:val="20"/>
+                <w:szCs w:val="20"/>
+                <w:lang w:val="es-ES_tradnl"/>
+              </w:rPr>
+              <w:t xml:space="preserve">2-03. </w:t>
             </w:r>
             <w:r>
               <w:rPr>
@@ -308,7 +326,25 @@
                 <w:szCs w:val="20"/>
                 <w:lang w:val="es-ES_tradnl"/>
               </w:rPr>
-              <w:t xml:space="preserve">210201052-04. </w:t>
+              <w:t>2102010</w:t>
+            </w:r>
+            <w:r>
+              <w:rPr>
+                <w:bCs/>
+                <w:sz w:val="20"/>
+                <w:szCs w:val="20"/>
+                <w:lang w:val="es-ES_tradnl"/>
+              </w:rPr>
+              <w:t>4</w:t>
+            </w:r>
+            <w:r>
+              <w:rPr>
+                <w:bCs/>
+                <w:sz w:val="20"/>
+                <w:szCs w:val="20"/>
+                <w:lang w:val="es-ES_tradnl"/>
+              </w:rPr>
+              <w:t xml:space="preserve">2-04. </w:t>
             </w:r>
             <w:r>
               <w:rPr>
@@ -45301,6 +45337,35 @@
 </file>
 
 <file path=customXml/item2.xml><?xml version="1.0" encoding="utf-8"?>
+<?mso-contentType ?>
+<FormTemplates xmlns="http://schemas.microsoft.com/sharepoint/v3/contenttype/forms">
+  <Display>DocumentLibraryForm</Display>
+  <Edit>DocumentLibraryForm</Edit>
+  <New>DocumentLibraryForm</New>
+</FormTemplates>
+</file>
+
+<file path=customXml/item3.xml><?xml version="1.0" encoding="utf-8"?>
+<p:properties xmlns:p="http://schemas.microsoft.com/office/2006/metadata/properties" xmlns:xsi="http://www.w3.org/2001/XMLSchema-instance" xmlns:pc="http://schemas.microsoft.com/office/infopath/2007/PartnerControls">
+  <documentManagement>
+    <TaxCatchAll xmlns="13c90a0b-73bc-4dc0-be5f-28d77b615beb" xsi:nil="true"/>
+    <lcf76f155ced4ddcb4097134ff3c332f xmlns="13c93bba-48ce-428c-bfe5-88b42c19b028">
+      <Terms xmlns="http://schemas.microsoft.com/office/infopath/2007/PartnerControls"/>
+    </lcf76f155ced4ddcb4097134ff3c332f>
+  </documentManagement>
+</p:properties>
+</file>
+
+<file path=customXml/item4.xml><?xml version="1.0" encoding="utf-8"?>
+<s:customData xmlns="http://www.wps.cn/officeDocument/2013/wpsCustomData" xmlns:s="http://www.wps.cn/officeDocument/2013/wpsCustomData">
+  <customSectProps/>
+  <customShpExts>
+    <customShpInfo spid="_x0000_s1026" textRotate="1"/>
+  </customShpExts>
+</s:customData>
+</file>
+
+<file path=customXml/item5.xml><?xml version="1.0" encoding="utf-8"?>
 <ct:contentTypeSchema xmlns:ct="http://schemas.microsoft.com/office/2006/metadata/contentType" xmlns:ma="http://schemas.microsoft.com/office/2006/metadata/properties/metaAttributes" ct:_="" ma:_="" ma:contentTypeName="Documento" ma:contentTypeID="0x0101006A81D6BD42E8DF4C91013959704817E1" ma:contentTypeVersion="15" ma:contentTypeDescription="Crear nuevo documento." ma:contentTypeScope="" ma:versionID="bf4f72ffd194f0963ff564daca6869f7">
   <xsd:schema xmlns:xsd="http://www.w3.org/2001/XMLSchema" xmlns:xs="http://www.w3.org/2001/XMLSchema" xmlns:p="http://schemas.microsoft.com/office/2006/metadata/properties" xmlns:ns2="13c90a0b-73bc-4dc0-be5f-28d77b615beb" xmlns:ns3="13c93bba-48ce-428c-bfe5-88b42c19b028" targetNamespace="http://schemas.microsoft.com/office/2006/metadata/properties" ma:root="true" ma:fieldsID="8718d6f4873a5b1392a45044efa78385" ns2:_="" ns3:_="">
     <xsd:import namespace="13c90a0b-73bc-4dc0-be5f-28d77b615beb"/>
@@ -45535,35 +45600,6 @@
 </ct:contentTypeSchema>
 </file>
 
-<file path=customXml/item3.xml><?xml version="1.0" encoding="utf-8"?>
-<s:customData xmlns="http://www.wps.cn/officeDocument/2013/wpsCustomData" xmlns:s="http://www.wps.cn/officeDocument/2013/wpsCustomData">
-  <customSectProps/>
-  <customShpExts>
-    <customShpInfo spid="_x0000_s1026" textRotate="1"/>
-  </customShpExts>
-</s:customData>
-</file>
-
-<file path=customXml/item4.xml><?xml version="1.0" encoding="utf-8"?>
-<p:properties xmlns:p="http://schemas.microsoft.com/office/2006/metadata/properties" xmlns:xsi="http://www.w3.org/2001/XMLSchema-instance" xmlns:pc="http://schemas.microsoft.com/office/infopath/2007/PartnerControls">
-  <documentManagement>
-    <TaxCatchAll xmlns="13c90a0b-73bc-4dc0-be5f-28d77b615beb" xsi:nil="true"/>
-    <lcf76f155ced4ddcb4097134ff3c332f xmlns="13c93bba-48ce-428c-bfe5-88b42c19b028">
-      <Terms xmlns="http://schemas.microsoft.com/office/infopath/2007/PartnerControls"/>
-    </lcf76f155ced4ddcb4097134ff3c332f>
-  </documentManagement>
-</p:properties>
-</file>
-
-<file path=customXml/item5.xml><?xml version="1.0" encoding="utf-8"?>
-<?mso-contentType ?>
-<FormTemplates xmlns="http://schemas.microsoft.com/sharepoint/v3/contenttype/forms">
-  <Display>DocumentLibraryForm</Display>
-  <Edit>DocumentLibraryForm</Edit>
-  <New>DocumentLibraryForm</New>
-</FormTemplates>
-</file>
-
 <file path=customXml/itemProps1.xml><?xml version="1.0" encoding="utf-8"?>
 <ds:datastoreItem xmlns:ds="http://schemas.openxmlformats.org/officeDocument/2006/customXml" ds:itemID="{11111111-1234-1234-1234-123412341234}">
   <ds:schemaRefs>
@@ -45574,6 +45610,33 @@
 </file>
 
 <file path=customXml/itemProps2.xml><?xml version="1.0" encoding="utf-8"?>
+<ds:datastoreItem xmlns:ds="http://schemas.openxmlformats.org/officeDocument/2006/customXml" ds:itemID="{83102ECF-E44F-4F73-A78F-FE313D1BFB9A}">
+  <ds:schemaRefs>
+    <ds:schemaRef ds:uri="http://schemas.microsoft.com/sharepoint/v3/contenttype/forms"/>
+  </ds:schemaRefs>
+</ds:datastoreItem>
+</file>
+
+<file path=customXml/itemProps3.xml><?xml version="1.0" encoding="utf-8"?>
+<ds:datastoreItem xmlns:ds="http://schemas.openxmlformats.org/officeDocument/2006/customXml" ds:itemID="{9D9B1A75-0210-4935-8179-95DF20A26AD1}">
+  <ds:schemaRefs>
+    <ds:schemaRef ds:uri="http://schemas.microsoft.com/office/2006/metadata/properties"/>
+    <ds:schemaRef ds:uri="http://schemas.microsoft.com/office/infopath/2007/PartnerControls"/>
+    <ds:schemaRef ds:uri="13c90a0b-73bc-4dc0-be5f-28d77b615beb"/>
+    <ds:schemaRef ds:uri="13c93bba-48ce-428c-bfe5-88b42c19b028"/>
+  </ds:schemaRefs>
+</ds:datastoreItem>
+</file>
+
+<file path=customXml/itemProps4.xml><?xml version="1.0" encoding="utf-8"?>
+<ds:datastoreItem xmlns:ds="http://schemas.openxmlformats.org/officeDocument/2006/customXml" ds:itemID="{B1977F7D-205B-4081-913C-38D41E755F92}">
+  <ds:schemaRefs>
+    <ds:schemaRef ds:uri="http://www.wps.cn/officeDocument/2013/wpsCustomData"/>
+  </ds:schemaRefs>
+</ds:datastoreItem>
+</file>
+
+<file path=customXml/itemProps5.xml><?xml version="1.0" encoding="utf-8"?>
 <ds:datastoreItem xmlns:ds="http://schemas.openxmlformats.org/officeDocument/2006/customXml" ds:itemID="{5DEAC456-1939-4B8A-84C8-7FE8DC65ADC5}">
   <ds:schemaRefs>
     <ds:schemaRef ds:uri="http://schemas.microsoft.com/office/2006/metadata/contentType"/>
@@ -45590,31 +45653,4 @@
     <ds:schemaRef ds:uri="http://schemas.microsoft.com/internal/obd"/>
   </ds:schemaRefs>
 </ds:datastoreItem>
-</file>
-
-<file path=customXml/itemProps3.xml><?xml version="1.0" encoding="utf-8"?>
-<ds:datastoreItem xmlns:ds="http://schemas.openxmlformats.org/officeDocument/2006/customXml" ds:itemID="{B1977F7D-205B-4081-913C-38D41E755F92}">
-  <ds:schemaRefs>
-    <ds:schemaRef ds:uri="http://www.wps.cn/officeDocument/2013/wpsCustomData"/>
-  </ds:schemaRefs>
-</ds:datastoreItem>
-</file>
-
-<file path=customXml/itemProps4.xml><?xml version="1.0" encoding="utf-8"?>
-<ds:datastoreItem xmlns:ds="http://schemas.openxmlformats.org/officeDocument/2006/customXml" ds:itemID="{9D9B1A75-0210-4935-8179-95DF20A26AD1}">
-  <ds:schemaRefs>
-    <ds:schemaRef ds:uri="http://schemas.microsoft.com/office/2006/metadata/properties"/>
-    <ds:schemaRef ds:uri="http://schemas.microsoft.com/office/infopath/2007/PartnerControls"/>
-    <ds:schemaRef ds:uri="13c90a0b-73bc-4dc0-be5f-28d77b615beb"/>
-    <ds:schemaRef ds:uri="13c93bba-48ce-428c-bfe5-88b42c19b028"/>
-  </ds:schemaRefs>
-</ds:datastoreItem>
-</file>
-
-<file path=customXml/itemProps5.xml><?xml version="1.0" encoding="utf-8"?>
-<ds:datastoreItem xmlns:ds="http://schemas.openxmlformats.org/officeDocument/2006/customXml" ds:itemID="{83102ECF-E44F-4F73-A78F-FE313D1BFB9A}">
-  <ds:schemaRefs>
-    <ds:schemaRef ds:uri="http://schemas.microsoft.com/sharepoint/v3/contenttype/forms"/>
-  </ds:schemaRefs>
-</ds:datastoreItem>
 </file>